--- a/manuscript/word/volume_01/arc_02/ch_063.docx
+++ b/manuscript/word/volume_01/arc_02/ch_063.docx
@@ -15,7 +15,7 @@
         </w:rPr>
         <w:t>PHÁ TRỜI</w:t>
         <w:br/>
-        <w:t>CHƯƠNG 63: NGỌC TỦY QUY NHẤT</w:t>
+        <w:t>CHƯƠNG 63</w:t>
       </w:r>
     </w:p>
     <w:p>
@@ -45,6 +45,141 @@
           <w:color w:val="141414"/>
           <w:sz w:val="24"/>
         </w:rPr>
+        <w:t>---</w:t>
+      </w:r>
+    </w:p>
+    <w:p>
+      <w:pPr>
+        <w:spacing w:line="300" w:lineRule="auto" w:after="120"/>
+        <w:ind w:firstLine="432"/>
+        <w:jc w:val="both"/>
+      </w:pPr>
+      <w:r>
+        <w:rPr>
+          <w:rFonts w:ascii="Times New Roman" w:hAnsi="Times New Roman"/>
+          <w:color w:val="141414"/>
+          <w:sz w:val="24"/>
+        </w:rPr>
+        <w:t>chapter: 63</w:t>
+      </w:r>
+    </w:p>
+    <w:p>
+      <w:pPr>
+        <w:spacing w:line="300" w:lineRule="auto" w:after="120"/>
+        <w:ind w:firstLine="432"/>
+        <w:jc w:val="both"/>
+      </w:pPr>
+      <w:r>
+        <w:rPr>
+          <w:rFonts w:ascii="Times New Roman" w:hAnsi="Times New Roman"/>
+          <w:color w:val="141414"/>
+          <w:sz w:val="24"/>
+        </w:rPr>
+        <w:t>title: "Ngọc Tủy Quy Nhất"</w:t>
+      </w:r>
+    </w:p>
+    <w:p>
+      <w:pPr>
+        <w:spacing w:line="300" w:lineRule="auto" w:after="120"/>
+        <w:ind w:firstLine="432"/>
+        <w:jc w:val="both"/>
+      </w:pPr>
+      <w:r>
+        <w:rPr>
+          <w:rFonts w:ascii="Times New Roman" w:hAnsi="Times New Roman"/>
+          <w:color w:val="141414"/>
+          <w:sz w:val="24"/>
+        </w:rPr>
+        <w:t>volume: 1</w:t>
+      </w:r>
+    </w:p>
+    <w:p>
+      <w:pPr>
+        <w:spacing w:line="300" w:lineRule="auto" w:after="120"/>
+        <w:ind w:firstLine="432"/>
+        <w:jc w:val="both"/>
+      </w:pPr>
+      <w:r>
+        <w:rPr>
+          <w:rFonts w:ascii="Times New Roman" w:hAnsi="Times New Roman"/>
+          <w:color w:val="141414"/>
+          <w:sz w:val="24"/>
+        </w:rPr>
+        <w:t>arc: 2</w:t>
+      </w:r>
+    </w:p>
+    <w:p>
+      <w:pPr>
+        <w:spacing w:line="300" w:lineRule="auto" w:after="120"/>
+        <w:ind w:firstLine="432"/>
+        <w:jc w:val="both"/>
+      </w:pPr>
+      <w:r>
+        <w:rPr>
+          <w:rFonts w:ascii="Times New Roman" w:hAnsi="Times New Roman"/>
+          <w:color w:val="141414"/>
+          <w:sz w:val="24"/>
+        </w:rPr>
+        <w:t>word_count: 4336</w:t>
+      </w:r>
+    </w:p>
+    <w:p>
+      <w:pPr>
+        <w:spacing w:line="300" w:lineRule="auto" w:after="120"/>
+        <w:ind w:firstLine="432"/>
+        <w:jc w:val="both"/>
+      </w:pPr>
+      <w:r>
+        <w:rPr>
+          <w:rFonts w:ascii="Times New Roman" w:hAnsi="Times New Roman"/>
+          <w:color w:val="141414"/>
+          <w:sz w:val="24"/>
+        </w:rPr>
+        <w:t>date: "2026-10-20"</w:t>
+      </w:r>
+    </w:p>
+    <w:p>
+      <w:pPr>
+        <w:spacing w:line="300" w:lineRule="auto" w:after="120"/>
+        <w:ind w:firstLine="432"/>
+        <w:jc w:val="both"/>
+      </w:pPr>
+      <w:r>
+        <w:rPr>
+          <w:rFonts w:ascii="Times New Roman" w:hAnsi="Times New Roman"/>
+          <w:color w:val="141414"/>
+          <w:sz w:val="24"/>
+        </w:rPr>
+        <w:t>location: "Phòng trọ Nơ Trang Long (Bình Thạnh) &amp; Viện Địa tầng Đô thị (Quận 1, TP.HCM)"</w:t>
+      </w:r>
+    </w:p>
+    <w:p>
+      <w:pPr>
+        <w:spacing w:line="300" w:lineRule="auto" w:after="120"/>
+        <w:ind w:firstLine="432"/>
+        <w:jc w:val="both"/>
+      </w:pPr>
+      <w:r>
+        <w:rPr>
+          <w:rFonts w:ascii="Times New Roman" w:hAnsi="Times New Roman"/>
+          <w:color w:val="141414"/>
+          <w:sz w:val="24"/>
+        </w:rPr>
+        <w:t>---</w:t>
+      </w:r>
+    </w:p>
+    <w:p>
+      <w:pPr>
+        <w:spacing w:line="300" w:lineRule="auto" w:after="120"/>
+        <w:ind w:firstLine="432"/>
+        <w:jc w:val="both"/>
+      </w:pPr>
+      <w:r>
+        <w:rPr>
+          <w:rFonts w:ascii="Times New Roman" w:hAnsi="Times New Roman"/>
+          <w:color w:val="141414"/>
+          <w:sz w:val="24"/>
+        </w:rPr>
         <w:t>Ba giờ bốn mươi phút sáng.</w:t>
       </w:r>
     </w:p>
@@ -765,7 +900,7 @@
           <w:color w:val="141414"/>
           <w:sz w:val="24"/>
         </w:rPr>
-        <w:t>Đã đến giờ tôi phải trở lại với thân phận của một nhân viên kỹ thuật trắc địa bình thường tại Viện Địa tầng Đô thị.</w:t>
+        <w:t>Đã đến giờ tôi phải trở lại với danh phận của Giám đốc Kỹ thuật Dữ liệu tại Viện Địa tầng Đô thị.</w:t>
       </w:r>
     </w:p>
     <w:p>
@@ -825,7 +960,7 @@
           <w:color w:val="141414"/>
           <w:sz w:val="24"/>
         </w:rPr>
-        <w:t>Tôi dựng chiếc xe máy cũ kỹ vào bãi xe nhân viên của Viện Địa tầng Đô thị, chỉnh lại chiếc áo sơ mi trắng phẳng phiu và chiếc thẻ nhân viên đeo trước ngực mang tên: *Nguyễn Minh An — Chuyên viên Kỹ thuật Đo đạc &amp; Trắc địa Địa chất*.</w:t>
+        <w:t>Tôi dựng chiếc xe máy cũ kỹ vào bãi xe nhân viên của Viện Địa tầng Đô thị, chỉnh lại chiếc áo sơ mi trắng phẳng phiu và chiếc thẻ nhân viên đeo trước ngực mang tên: *Nguyễn Minh An — Giám đốc Kỹ thuật Dữ liệu*.</w:t>
       </w:r>
     </w:p>
     <w:p>
